--- a/Knowledge/3-Work knowledge/1-Software Engineering/2-Testing/5-My Source/1-ISTQB Foundation Level/3-Static Testing/1-Review/3-6-Management Review.docx
+++ b/Knowledge/3-Work knowledge/1-Software Engineering/2-Testing/5-My Source/1-ISTQB Foundation Level/3-Static Testing/1-Review/3-6-Management Review.docx
@@ -28,51 +28,77 @@
       </w:pPr>
       <w:r>
         <w:rPr>
-          <w:b/>
-          <w:shd w:val="clear" w:color="auto" w:fill="B7B7B7"/>
-        </w:rPr>
-        <w:t># Source</w:t>
-      </w:r>
-      <w:r>
-        <w:rPr>
-          <w:shd w:val="clear" w:color="auto" w:fill="B7B7B7"/>
-        </w:rPr>
-        <w:t xml:space="preserve">: </w:t>
-      </w:r>
-      <w:r>
-        <w:rPr>
-          <w:b/>
-          <w:shd w:val="clear" w:color="auto" w:fill="B7B7B7"/>
-        </w:rPr>
-        <w:t xml:space="preserve">Chatgpt </w:t>
-      </w:r>
-      <w:r>
-        <w:rPr>
-          <w:b/>
-          <w:sz w:val="14"/>
-          <w:szCs w:val="14"/>
-          <w:shd w:val="clear" w:color="auto" w:fill="B7B7B7"/>
-        </w:rPr>
-        <w:t>(GPT</w:t>
-      </w:r>
-      <w:r>
-        <w:rPr>
-          <w:rFonts w:ascii="Cambria Math" w:hAnsi="Cambria Math" w:cs="Cambria Math"/>
-          <w:b/>
-          <w:sz w:val="14"/>
-          <w:szCs w:val="14"/>
-          <w:shd w:val="clear" w:color="auto" w:fill="B7B7B7"/>
+          <w:rFonts w:ascii="Arial" w:eastAsia="Arial" w:hAnsi="Arial" w:cs="Arial"/>
+          <w:b/>
+          <w:color w:val="000000"/>
+          <w:sz w:val="18"/>
+          <w:highlight w:val="lightGray"/>
+        </w:rPr>
+        <w:t># Source: AI Source: Provided by: [Data Path</w:t>
+      </w:r>
+      <w:r>
+        <w:rPr>
+          <w:rFonts w:ascii="Arial" w:eastAsia="Arial" w:hAnsi="Arial" w:cs="Arial"/>
+          <w:color w:val="000000"/>
+          <w:sz w:val="18"/>
+          <w:highlight w:val="lightGray"/>
+        </w:rPr>
+        <w:t xml:space="preserve">: Persons Table -&gt; ID Column: 1, Name_En Column: Motasem Essam] -&gt; </w:t>
+      </w:r>
+      <w:r>
+        <w:rPr>
+          <w:rFonts w:ascii="Arial" w:eastAsia="Arial" w:hAnsi="Arial" w:cs="Arial"/>
+          <w:b/>
+          <w:color w:val="000000"/>
+          <w:sz w:val="18"/>
+          <w:highlight w:val="lightGray"/>
+        </w:rPr>
+        <w:t>From:</w:t>
+      </w:r>
+      <w:r>
+        <w:rPr>
+          <w:rFonts w:ascii="Arial" w:eastAsia="Arial" w:hAnsi="Arial" w:cs="Arial"/>
+          <w:color w:val="000000"/>
+          <w:sz w:val="18"/>
+          <w:highlight w:val="lightGray"/>
+        </w:rPr>
+        <w:t xml:space="preserve"> [Chatgpt (GPT</w:t>
+      </w:r>
+      <w:r>
+        <w:rPr>
+          <w:rFonts w:ascii="Arial" w:eastAsia="Arial" w:hAnsi="Arial" w:cs="Cambria Math"/>
+          <w:color w:val="000000"/>
+          <w:sz w:val="18"/>
+          <w:highlight w:val="lightGray"/>
         </w:rPr>
         <w:t>‑</w:t>
       </w:r>
       <w:r>
         <w:rPr>
-          <w:b/>
-          <w:sz w:val="14"/>
-          <w:szCs w:val="14"/>
-          <w:shd w:val="clear" w:color="auto" w:fill="B7B7B7"/>
-        </w:rPr>
-        <w:t>5 Mini) at [8/14/2025]</w:t>
+          <w:rFonts w:ascii="Arial" w:eastAsia="Arial" w:hAnsi="Arial" w:cs="Arial"/>
+          <w:color w:val="000000"/>
+          <w:sz w:val="18"/>
+          <w:highlight w:val="lightGray"/>
+        </w:rPr>
+        <w:t xml:space="preserve">5 Mini)] </w:t>
+      </w:r>
+      <w:r>
+        <w:rPr>
+          <w:rFonts w:ascii="Arial" w:eastAsia="Arial" w:hAnsi="Arial" w:cs="Arial"/>
+          <w:b/>
+          <w:color w:val="000000"/>
+          <w:sz w:val="18"/>
+          <w:highlight w:val="lightGray"/>
+        </w:rPr>
+        <w:t>on</w:t>
+      </w:r>
+      <w:r>
+        <w:rPr>
+          <w:rFonts w:ascii="Arial" w:eastAsia="Arial" w:hAnsi="Arial"/>
+          <w:sz w:val="18"/>
+          <w:highlight w:val="lightGray"/>
+        </w:rPr>
+        <w:t xml:space="preserve"> [8/14/2025]</w:t>
       </w:r>
     </w:p>
     <w:p>
@@ -170,7 +196,7 @@
     </w:p>
     <w:p>
       <w:r>
-        <w:pict w14:anchorId="3C57E06C">
+        <w:pict w14:anchorId="5C034C6E">
           <v:rect id="_x0000_i1025" style="width:0;height:1.5pt" o:hralign="center" o:hrstd="t" o:hr="t" fillcolor="#a0a0a0" stroked="f"/>
         </w:pict>
       </w:r>
@@ -203,51 +229,77 @@
       </w:pPr>
       <w:r>
         <w:rPr>
-          <w:b/>
-          <w:shd w:val="clear" w:color="auto" w:fill="B7B7B7"/>
-        </w:rPr>
-        <w:t># Source</w:t>
-      </w:r>
-      <w:r>
-        <w:rPr>
-          <w:shd w:val="clear" w:color="auto" w:fill="B7B7B7"/>
-        </w:rPr>
-        <w:t xml:space="preserve">: </w:t>
-      </w:r>
-      <w:r>
-        <w:rPr>
-          <w:b/>
-          <w:shd w:val="clear" w:color="auto" w:fill="B7B7B7"/>
-        </w:rPr>
-        <w:t xml:space="preserve">Chatgpt </w:t>
-      </w:r>
-      <w:r>
-        <w:rPr>
-          <w:b/>
-          <w:sz w:val="14"/>
-          <w:szCs w:val="14"/>
-          <w:shd w:val="clear" w:color="auto" w:fill="B7B7B7"/>
-        </w:rPr>
-        <w:t>(GPT</w:t>
-      </w:r>
-      <w:r>
-        <w:rPr>
-          <w:rFonts w:ascii="Cambria Math" w:hAnsi="Cambria Math" w:cs="Cambria Math"/>
-          <w:b/>
-          <w:sz w:val="14"/>
-          <w:szCs w:val="14"/>
-          <w:shd w:val="clear" w:color="auto" w:fill="B7B7B7"/>
+          <w:rFonts w:ascii="Arial" w:eastAsia="Arial" w:hAnsi="Arial" w:cs="Arial"/>
+          <w:b/>
+          <w:color w:val="000000"/>
+          <w:sz w:val="18"/>
+          <w:highlight w:val="lightGray"/>
+        </w:rPr>
+        <w:t># Source: AI Source: Provided by: [Data Path</w:t>
+      </w:r>
+      <w:r>
+        <w:rPr>
+          <w:rFonts w:ascii="Arial" w:eastAsia="Arial" w:hAnsi="Arial" w:cs="Arial"/>
+          <w:color w:val="000000"/>
+          <w:sz w:val="18"/>
+          <w:highlight w:val="lightGray"/>
+        </w:rPr>
+        <w:t xml:space="preserve">: Persons Table -&gt; ID Column: 1, Name_En Column: Motasem Essam] -&gt; </w:t>
+      </w:r>
+      <w:r>
+        <w:rPr>
+          <w:rFonts w:ascii="Arial" w:eastAsia="Arial" w:hAnsi="Arial" w:cs="Arial"/>
+          <w:b/>
+          <w:color w:val="000000"/>
+          <w:sz w:val="18"/>
+          <w:highlight w:val="lightGray"/>
+        </w:rPr>
+        <w:t>From:</w:t>
+      </w:r>
+      <w:r>
+        <w:rPr>
+          <w:rFonts w:ascii="Arial" w:eastAsia="Arial" w:hAnsi="Arial" w:cs="Arial"/>
+          <w:color w:val="000000"/>
+          <w:sz w:val="18"/>
+          <w:highlight w:val="lightGray"/>
+        </w:rPr>
+        <w:t xml:space="preserve"> [Chatgpt (GPT</w:t>
+      </w:r>
+      <w:r>
+        <w:rPr>
+          <w:rFonts w:ascii="Arial" w:eastAsia="Arial" w:hAnsi="Arial" w:cs="Cambria Math"/>
+          <w:color w:val="000000"/>
+          <w:sz w:val="18"/>
+          <w:highlight w:val="lightGray"/>
         </w:rPr>
         <w:t>‑</w:t>
       </w:r>
       <w:r>
         <w:rPr>
-          <w:b/>
-          <w:sz w:val="14"/>
-          <w:szCs w:val="14"/>
-          <w:shd w:val="clear" w:color="auto" w:fill="B7B7B7"/>
-        </w:rPr>
-        <w:t>5 Mini) at [8/14/2025]</w:t>
+          <w:rFonts w:ascii="Arial" w:eastAsia="Arial" w:hAnsi="Arial" w:cs="Arial"/>
+          <w:color w:val="000000"/>
+          <w:sz w:val="18"/>
+          <w:highlight w:val="lightGray"/>
+        </w:rPr>
+        <w:t xml:space="preserve">5 Mini)] </w:t>
+      </w:r>
+      <w:r>
+        <w:rPr>
+          <w:rFonts w:ascii="Arial" w:eastAsia="Arial" w:hAnsi="Arial" w:cs="Arial"/>
+          <w:b/>
+          <w:color w:val="000000"/>
+          <w:sz w:val="18"/>
+          <w:highlight w:val="lightGray"/>
+        </w:rPr>
+        <w:t>on</w:t>
+      </w:r>
+      <w:r>
+        <w:rPr>
+          <w:rFonts w:ascii="Arial" w:eastAsia="Arial" w:hAnsi="Arial"/>
+          <w:sz w:val="18"/>
+          <w:highlight w:val="lightGray"/>
+        </w:rPr>
+        <w:t xml:space="preserve"> [8/14/2025]</w:t>
       </w:r>
     </w:p>
     <w:p>
@@ -256,7 +308,7 @@
           <w:ilvl w:val="0"/>
           <w:numId w:val="3"/>
         </w:numPr>
-        <w:spacing w:before="240"/>
+        <w:spacing w:before="240" w:after="0" w:line="276" w:lineRule="auto"/>
       </w:pPr>
       <w:r>
         <w:rPr>
@@ -317,6 +369,7 @@
           <w:ilvl w:val="0"/>
           <w:numId w:val="3"/>
         </w:numPr>
+        <w:spacing w:after="0" w:line="276" w:lineRule="auto"/>
         <w:rPr>
           <w:rFonts w:ascii="Roboto Mono" w:eastAsia="Roboto Mono" w:hAnsi="Roboto Mono" w:cs="Roboto Mono"/>
         </w:rPr>
@@ -342,6 +395,7 @@
           <w:ilvl w:val="1"/>
           <w:numId w:val="3"/>
         </w:numPr>
+        <w:spacing w:after="0" w:line="276" w:lineRule="auto"/>
         <w:rPr>
           <w:rFonts w:ascii="Roboto Mono" w:eastAsia="Roboto Mono" w:hAnsi="Roboto Mono" w:cs="Roboto Mono"/>
         </w:rPr>
@@ -365,6 +419,7 @@
           <w:ilvl w:val="1"/>
           <w:numId w:val="3"/>
         </w:numPr>
+        <w:spacing w:after="0" w:line="276" w:lineRule="auto"/>
         <w:rPr>
           <w:rFonts w:ascii="Roboto Mono" w:eastAsia="Roboto Mono" w:hAnsi="Roboto Mono" w:cs="Roboto Mono"/>
         </w:rPr>
@@ -388,6 +443,7 @@
           <w:ilvl w:val="1"/>
           <w:numId w:val="3"/>
         </w:numPr>
+        <w:spacing w:after="0" w:line="276" w:lineRule="auto"/>
         <w:rPr>
           <w:rFonts w:ascii="Roboto Mono" w:eastAsia="Roboto Mono" w:hAnsi="Roboto Mono" w:cs="Roboto Mono"/>
         </w:rPr>
@@ -411,6 +467,7 @@
           <w:ilvl w:val="1"/>
           <w:numId w:val="3"/>
         </w:numPr>
+        <w:spacing w:after="0" w:line="276" w:lineRule="auto"/>
         <w:rPr>
           <w:rFonts w:ascii="Roboto Mono" w:eastAsia="Roboto Mono" w:hAnsi="Roboto Mono" w:cs="Roboto Mono"/>
         </w:rPr>
@@ -434,7 +491,7 @@
           <w:ilvl w:val="0"/>
           <w:numId w:val="3"/>
         </w:numPr>
-        <w:spacing w:after="240"/>
+        <w:spacing w:after="240" w:line="276" w:lineRule="auto"/>
       </w:pPr>
       <w:r>
         <w:rPr>
@@ -478,8 +535,7 @@
     </w:p>
     <w:p>
       <w:r>
-        <w:lastRenderedPageBreak/>
-        <w:pict w14:anchorId="12497211">
+        <w:pict w14:anchorId="0597F028">
           <v:rect id="_x0000_i1026" style="width:0;height:1.5pt" o:hralign="center" o:hrstd="t" o:hr="t" fillcolor="#a0a0a0" stroked="f"/>
         </w:pict>
       </w:r>
@@ -512,51 +568,77 @@
       </w:pPr>
       <w:r>
         <w:rPr>
-          <w:b/>
-          <w:shd w:val="clear" w:color="auto" w:fill="B7B7B7"/>
-        </w:rPr>
-        <w:t># Source</w:t>
-      </w:r>
-      <w:r>
-        <w:rPr>
-          <w:shd w:val="clear" w:color="auto" w:fill="B7B7B7"/>
-        </w:rPr>
-        <w:t xml:space="preserve">: </w:t>
-      </w:r>
-      <w:r>
-        <w:rPr>
-          <w:b/>
-          <w:shd w:val="clear" w:color="auto" w:fill="B7B7B7"/>
-        </w:rPr>
-        <w:t xml:space="preserve">Chatgpt </w:t>
-      </w:r>
-      <w:r>
-        <w:rPr>
-          <w:b/>
-          <w:sz w:val="14"/>
-          <w:szCs w:val="14"/>
-          <w:shd w:val="clear" w:color="auto" w:fill="B7B7B7"/>
-        </w:rPr>
-        <w:t>(GPT</w:t>
-      </w:r>
-      <w:r>
-        <w:rPr>
-          <w:rFonts w:ascii="Cambria Math" w:hAnsi="Cambria Math" w:cs="Cambria Math"/>
-          <w:b/>
-          <w:sz w:val="14"/>
-          <w:szCs w:val="14"/>
-          <w:shd w:val="clear" w:color="auto" w:fill="B7B7B7"/>
+          <w:rFonts w:ascii="Arial" w:eastAsia="Arial" w:hAnsi="Arial" w:cs="Arial"/>
+          <w:b/>
+          <w:color w:val="000000"/>
+          <w:sz w:val="18"/>
+          <w:highlight w:val="lightGray"/>
+        </w:rPr>
+        <w:t># Source: AI Source: Provided by: [Data Path</w:t>
+      </w:r>
+      <w:r>
+        <w:rPr>
+          <w:rFonts w:ascii="Arial" w:eastAsia="Arial" w:hAnsi="Arial" w:cs="Arial"/>
+          <w:color w:val="000000"/>
+          <w:sz w:val="18"/>
+          <w:highlight w:val="lightGray"/>
+        </w:rPr>
+        <w:t xml:space="preserve">: Persons Table -&gt; ID Column: 1, Name_En Column: Motasem Essam] -&gt; </w:t>
+      </w:r>
+      <w:r>
+        <w:rPr>
+          <w:rFonts w:ascii="Arial" w:eastAsia="Arial" w:hAnsi="Arial" w:cs="Arial"/>
+          <w:b/>
+          <w:color w:val="000000"/>
+          <w:sz w:val="18"/>
+          <w:highlight w:val="lightGray"/>
+        </w:rPr>
+        <w:t>From:</w:t>
+      </w:r>
+      <w:r>
+        <w:rPr>
+          <w:rFonts w:ascii="Arial" w:eastAsia="Arial" w:hAnsi="Arial" w:cs="Arial"/>
+          <w:color w:val="000000"/>
+          <w:sz w:val="18"/>
+          <w:highlight w:val="lightGray"/>
+        </w:rPr>
+        <w:t xml:space="preserve"> [Chatgpt (GPT</w:t>
+      </w:r>
+      <w:r>
+        <w:rPr>
+          <w:rFonts w:ascii="Arial" w:eastAsia="Arial" w:hAnsi="Arial" w:cs="Cambria Math"/>
+          <w:color w:val="000000"/>
+          <w:sz w:val="18"/>
+          <w:highlight w:val="lightGray"/>
         </w:rPr>
         <w:t>‑</w:t>
       </w:r>
       <w:r>
         <w:rPr>
-          <w:b/>
-          <w:sz w:val="14"/>
-          <w:szCs w:val="14"/>
-          <w:shd w:val="clear" w:color="auto" w:fill="B7B7B7"/>
-        </w:rPr>
-        <w:t>5 Mini) at [8/14/2025]</w:t>
+          <w:rFonts w:ascii="Arial" w:eastAsia="Arial" w:hAnsi="Arial" w:cs="Arial"/>
+          <w:color w:val="000000"/>
+          <w:sz w:val="18"/>
+          <w:highlight w:val="lightGray"/>
+        </w:rPr>
+        <w:t xml:space="preserve">5 Mini)] </w:t>
+      </w:r>
+      <w:r>
+        <w:rPr>
+          <w:rFonts w:ascii="Arial" w:eastAsia="Arial" w:hAnsi="Arial" w:cs="Arial"/>
+          <w:b/>
+          <w:color w:val="000000"/>
+          <w:sz w:val="18"/>
+          <w:highlight w:val="lightGray"/>
+        </w:rPr>
+        <w:t>on</w:t>
+      </w:r>
+      <w:r>
+        <w:rPr>
+          <w:rFonts w:ascii="Arial" w:eastAsia="Arial" w:hAnsi="Arial"/>
+          <w:sz w:val="18"/>
+          <w:highlight w:val="lightGray"/>
+        </w:rPr>
+        <w:t xml:space="preserve"> [8/14/2025]</w:t>
       </w:r>
     </w:p>
     <w:p>
@@ -565,7 +647,7 @@
           <w:ilvl w:val="0"/>
           <w:numId w:val="4"/>
         </w:numPr>
-        <w:spacing w:before="240"/>
+        <w:spacing w:before="240" w:after="0" w:line="276" w:lineRule="auto"/>
       </w:pPr>
       <w:r>
         <w:rPr>
@@ -593,6 +675,7 @@
           <w:ilvl w:val="0"/>
           <w:numId w:val="4"/>
         </w:numPr>
+        <w:spacing w:after="0" w:line="276" w:lineRule="auto"/>
       </w:pPr>
       <w:r>
         <w:rPr>
@@ -620,6 +703,7 @@
           <w:ilvl w:val="0"/>
           <w:numId w:val="4"/>
         </w:numPr>
+        <w:spacing w:after="0" w:line="276" w:lineRule="auto"/>
       </w:pPr>
       <w:r>
         <w:rPr>
@@ -647,6 +731,7 @@
           <w:ilvl w:val="0"/>
           <w:numId w:val="4"/>
         </w:numPr>
+        <w:spacing w:after="0" w:line="276" w:lineRule="auto"/>
       </w:pPr>
       <w:r>
         <w:rPr>
@@ -674,7 +759,7 @@
           <w:ilvl w:val="0"/>
           <w:numId w:val="4"/>
         </w:numPr>
-        <w:spacing w:after="240"/>
+        <w:spacing w:after="240" w:line="276" w:lineRule="auto"/>
       </w:pPr>
       <w:r>
         <w:rPr>
@@ -698,7 +783,7 @@
     </w:p>
     <w:p>
       <w:r>
-        <w:pict w14:anchorId="26A9C00F">
+        <w:pict w14:anchorId="30E4D9FE">
           <v:rect id="_x0000_i1027" style="width:0;height:1.5pt" o:hralign="center" o:hrstd="t" o:hr="t" fillcolor="#a0a0a0" stroked="f"/>
         </w:pict>
       </w:r>
@@ -731,51 +816,77 @@
       </w:pPr>
       <w:r>
         <w:rPr>
-          <w:b/>
-          <w:shd w:val="clear" w:color="auto" w:fill="B7B7B7"/>
-        </w:rPr>
-        <w:t># Source</w:t>
-      </w:r>
-      <w:r>
-        <w:rPr>
-          <w:shd w:val="clear" w:color="auto" w:fill="B7B7B7"/>
-        </w:rPr>
-        <w:t xml:space="preserve">: </w:t>
-      </w:r>
-      <w:r>
-        <w:rPr>
-          <w:b/>
-          <w:shd w:val="clear" w:color="auto" w:fill="B7B7B7"/>
-        </w:rPr>
-        <w:t xml:space="preserve">Chatgpt </w:t>
-      </w:r>
-      <w:r>
-        <w:rPr>
-          <w:b/>
-          <w:sz w:val="14"/>
-          <w:szCs w:val="14"/>
-          <w:shd w:val="clear" w:color="auto" w:fill="B7B7B7"/>
-        </w:rPr>
-        <w:t>(GPT</w:t>
-      </w:r>
-      <w:r>
-        <w:rPr>
-          <w:rFonts w:ascii="Cambria Math" w:hAnsi="Cambria Math" w:cs="Cambria Math"/>
-          <w:b/>
-          <w:sz w:val="14"/>
-          <w:szCs w:val="14"/>
-          <w:shd w:val="clear" w:color="auto" w:fill="B7B7B7"/>
+          <w:rFonts w:ascii="Arial" w:eastAsia="Arial" w:hAnsi="Arial" w:cs="Arial"/>
+          <w:b/>
+          <w:color w:val="000000"/>
+          <w:sz w:val="18"/>
+          <w:highlight w:val="lightGray"/>
+        </w:rPr>
+        <w:t># Source: AI Source: Provided by: [Data Path</w:t>
+      </w:r>
+      <w:r>
+        <w:rPr>
+          <w:rFonts w:ascii="Arial" w:eastAsia="Arial" w:hAnsi="Arial" w:cs="Arial"/>
+          <w:color w:val="000000"/>
+          <w:sz w:val="18"/>
+          <w:highlight w:val="lightGray"/>
+        </w:rPr>
+        <w:t xml:space="preserve">: Persons Table -&gt; ID Column: 1, Name_En Column: Motasem Essam] -&gt; </w:t>
+      </w:r>
+      <w:r>
+        <w:rPr>
+          <w:rFonts w:ascii="Arial" w:eastAsia="Arial" w:hAnsi="Arial" w:cs="Arial"/>
+          <w:b/>
+          <w:color w:val="000000"/>
+          <w:sz w:val="18"/>
+          <w:highlight w:val="lightGray"/>
+        </w:rPr>
+        <w:t>From:</w:t>
+      </w:r>
+      <w:r>
+        <w:rPr>
+          <w:rFonts w:ascii="Arial" w:eastAsia="Arial" w:hAnsi="Arial" w:cs="Arial"/>
+          <w:color w:val="000000"/>
+          <w:sz w:val="18"/>
+          <w:highlight w:val="lightGray"/>
+        </w:rPr>
+        <w:t xml:space="preserve"> [Chatgpt (GPT</w:t>
+      </w:r>
+      <w:r>
+        <w:rPr>
+          <w:rFonts w:ascii="Arial" w:eastAsia="Arial" w:hAnsi="Arial" w:cs="Cambria Math"/>
+          <w:color w:val="000000"/>
+          <w:sz w:val="18"/>
+          <w:highlight w:val="lightGray"/>
         </w:rPr>
         <w:t>‑</w:t>
       </w:r>
       <w:r>
         <w:rPr>
-          <w:b/>
-          <w:sz w:val="14"/>
-          <w:szCs w:val="14"/>
-          <w:shd w:val="clear" w:color="auto" w:fill="B7B7B7"/>
-        </w:rPr>
-        <w:t>5 Mini) at [8/14/2025]</w:t>
+          <w:rFonts w:ascii="Arial" w:eastAsia="Arial" w:hAnsi="Arial" w:cs="Arial"/>
+          <w:color w:val="000000"/>
+          <w:sz w:val="18"/>
+          <w:highlight w:val="lightGray"/>
+        </w:rPr>
+        <w:t xml:space="preserve">5 Mini)] </w:t>
+      </w:r>
+      <w:r>
+        <w:rPr>
+          <w:rFonts w:ascii="Arial" w:eastAsia="Arial" w:hAnsi="Arial" w:cs="Arial"/>
+          <w:b/>
+          <w:color w:val="000000"/>
+          <w:sz w:val="18"/>
+          <w:highlight w:val="lightGray"/>
+        </w:rPr>
+        <w:t>on</w:t>
+      </w:r>
+      <w:r>
+        <w:rPr>
+          <w:rFonts w:ascii="Arial" w:eastAsia="Arial" w:hAnsi="Arial"/>
+          <w:sz w:val="18"/>
+          <w:highlight w:val="lightGray"/>
+        </w:rPr>
+        <w:t xml:space="preserve"> [8/14/2025]</w:t>
       </w:r>
     </w:p>
     <w:p>
@@ -821,7 +932,7 @@
           <w:ilvl w:val="0"/>
           <w:numId w:val="1"/>
         </w:numPr>
-        <w:spacing w:before="240"/>
+        <w:spacing w:before="240" w:after="0" w:line="276" w:lineRule="auto"/>
         <w:rPr>
           <w:rFonts w:ascii="Roboto Mono" w:eastAsia="Roboto Mono" w:hAnsi="Roboto Mono" w:cs="Roboto Mono"/>
         </w:rPr>
@@ -845,6 +956,7 @@
           <w:ilvl w:val="0"/>
           <w:numId w:val="1"/>
         </w:numPr>
+        <w:spacing w:after="0" w:line="276" w:lineRule="auto"/>
         <w:rPr>
           <w:rFonts w:ascii="Roboto Mono" w:eastAsia="Roboto Mono" w:hAnsi="Roboto Mono" w:cs="Roboto Mono"/>
         </w:rPr>
@@ -868,6 +980,7 @@
           <w:ilvl w:val="0"/>
           <w:numId w:val="1"/>
         </w:numPr>
+        <w:spacing w:after="0" w:line="276" w:lineRule="auto"/>
         <w:rPr>
           <w:rFonts w:ascii="Roboto Mono" w:eastAsia="Roboto Mono" w:hAnsi="Roboto Mono" w:cs="Roboto Mono"/>
         </w:rPr>
@@ -891,7 +1004,7 @@
           <w:ilvl w:val="0"/>
           <w:numId w:val="1"/>
         </w:numPr>
-        <w:spacing w:after="240"/>
+        <w:spacing w:after="240" w:line="276" w:lineRule="auto"/>
         <w:rPr>
           <w:rFonts w:ascii="Roboto Mono" w:eastAsia="Roboto Mono" w:hAnsi="Roboto Mono" w:cs="Roboto Mono"/>
         </w:rPr>
@@ -931,16 +1044,15 @@
           <w:ilvl w:val="0"/>
           <w:numId w:val="2"/>
         </w:numPr>
-        <w:spacing w:before="240"/>
-        <w:rPr>
-          <w:rFonts w:ascii="Roboto Mono" w:eastAsia="Roboto Mono" w:hAnsi="Roboto Mono" w:cs="Roboto Mono"/>
-        </w:rPr>
-      </w:pPr>
-      <w:r>
-        <w:rPr>
-          <w:rFonts w:ascii="Roboto Mono" w:eastAsia="Roboto Mono" w:hAnsi="Roboto Mono" w:cs="Roboto Mono"/>
-        </w:rPr>
-        <w:lastRenderedPageBreak/>
+        <w:spacing w:before="240" w:after="0" w:line="276" w:lineRule="auto"/>
+        <w:rPr>
+          <w:rFonts w:ascii="Roboto Mono" w:eastAsia="Roboto Mono" w:hAnsi="Roboto Mono" w:cs="Roboto Mono"/>
+        </w:rPr>
+      </w:pPr>
+      <w:r>
+        <w:rPr>
+          <w:rFonts w:ascii="Roboto Mono" w:eastAsia="Roboto Mono" w:hAnsi="Roboto Mono" w:cs="Roboto Mono"/>
+        </w:rPr>
         <w:t>Approve additional budget for 2 more testers to speed up execution.</w:t>
       </w:r>
       <w:r>
@@ -956,6 +1068,7 @@
           <w:ilvl w:val="0"/>
           <w:numId w:val="2"/>
         </w:numPr>
+        <w:spacing w:after="0" w:line="276" w:lineRule="auto"/>
         <w:rPr>
           <w:rFonts w:ascii="Roboto Mono" w:eastAsia="Roboto Mono" w:hAnsi="Roboto Mono" w:cs="Roboto Mono"/>
         </w:rPr>
@@ -979,7 +1092,7 @@
           <w:ilvl w:val="0"/>
           <w:numId w:val="2"/>
         </w:numPr>
-        <w:spacing w:after="240"/>
+        <w:spacing w:after="240" w:line="276" w:lineRule="auto"/>
         <w:rPr>
           <w:rFonts w:ascii="Roboto Mono" w:eastAsia="Roboto Mono" w:hAnsi="Roboto Mono" w:cs="Roboto Mono"/>
         </w:rPr>
@@ -999,7 +1112,7 @@
     </w:p>
     <w:p>
       <w:r>
-        <w:pict w14:anchorId="5939B6AC">
+        <w:pict w14:anchorId="568BA63C">
           <v:rect id="_x0000_i1028" style="width:0;height:1.5pt" o:hralign="center" o:hrstd="t" o:hr="t" fillcolor="#a0a0a0" stroked="f"/>
         </w:pict>
       </w:r>
@@ -1038,51 +1151,77 @@
       </w:pPr>
       <w:r>
         <w:rPr>
-          <w:b/>
-          <w:shd w:val="clear" w:color="auto" w:fill="B7B7B7"/>
-        </w:rPr>
-        <w:t># Source</w:t>
-      </w:r>
-      <w:r>
-        <w:rPr>
-          <w:shd w:val="clear" w:color="auto" w:fill="B7B7B7"/>
-        </w:rPr>
-        <w:t xml:space="preserve">: </w:t>
-      </w:r>
-      <w:r>
-        <w:rPr>
-          <w:b/>
-          <w:shd w:val="clear" w:color="auto" w:fill="B7B7B7"/>
-        </w:rPr>
-        <w:t xml:space="preserve">Chatgpt </w:t>
-      </w:r>
-      <w:r>
-        <w:rPr>
-          <w:b/>
-          <w:sz w:val="14"/>
-          <w:szCs w:val="14"/>
-          <w:shd w:val="clear" w:color="auto" w:fill="B7B7B7"/>
-        </w:rPr>
-        <w:t>(GPT</w:t>
-      </w:r>
-      <w:r>
-        <w:rPr>
-          <w:rFonts w:ascii="Cambria Math" w:hAnsi="Cambria Math" w:cs="Cambria Math"/>
-          <w:b/>
-          <w:sz w:val="14"/>
-          <w:szCs w:val="14"/>
-          <w:shd w:val="clear" w:color="auto" w:fill="B7B7B7"/>
+          <w:rFonts w:ascii="Arial" w:eastAsia="Arial" w:hAnsi="Arial" w:cs="Arial"/>
+          <w:b/>
+          <w:color w:val="000000"/>
+          <w:sz w:val="18"/>
+          <w:highlight w:val="lightGray"/>
+        </w:rPr>
+        <w:t># Source: AI Source: Provided by: [Data Path</w:t>
+      </w:r>
+      <w:r>
+        <w:rPr>
+          <w:rFonts w:ascii="Arial" w:eastAsia="Arial" w:hAnsi="Arial" w:cs="Arial"/>
+          <w:color w:val="000000"/>
+          <w:sz w:val="18"/>
+          <w:highlight w:val="lightGray"/>
+        </w:rPr>
+        <w:t xml:space="preserve">: Persons Table -&gt; ID Column: 1, Name_En Column: Motasem Essam] -&gt; </w:t>
+      </w:r>
+      <w:r>
+        <w:rPr>
+          <w:rFonts w:ascii="Arial" w:eastAsia="Arial" w:hAnsi="Arial" w:cs="Arial"/>
+          <w:b/>
+          <w:color w:val="000000"/>
+          <w:sz w:val="18"/>
+          <w:highlight w:val="lightGray"/>
+        </w:rPr>
+        <w:t>From:</w:t>
+      </w:r>
+      <w:r>
+        <w:rPr>
+          <w:rFonts w:ascii="Arial" w:eastAsia="Arial" w:hAnsi="Arial" w:cs="Arial"/>
+          <w:color w:val="000000"/>
+          <w:sz w:val="18"/>
+          <w:highlight w:val="lightGray"/>
+        </w:rPr>
+        <w:t xml:space="preserve"> [Chatgpt (GPT</w:t>
+      </w:r>
+      <w:r>
+        <w:rPr>
+          <w:rFonts w:ascii="Arial" w:eastAsia="Arial" w:hAnsi="Arial" w:cs="Cambria Math"/>
+          <w:color w:val="000000"/>
+          <w:sz w:val="18"/>
+          <w:highlight w:val="lightGray"/>
         </w:rPr>
         <w:t>‑</w:t>
       </w:r>
       <w:r>
         <w:rPr>
-          <w:b/>
-          <w:sz w:val="14"/>
-          <w:szCs w:val="14"/>
-          <w:shd w:val="clear" w:color="auto" w:fill="B7B7B7"/>
-        </w:rPr>
-        <w:t>5 Mini) at [8/14/2025]</w:t>
+          <w:rFonts w:ascii="Arial" w:eastAsia="Arial" w:hAnsi="Arial" w:cs="Arial"/>
+          <w:color w:val="000000"/>
+          <w:sz w:val="18"/>
+          <w:highlight w:val="lightGray"/>
+        </w:rPr>
+        <w:t xml:space="preserve">5 Mini)] </w:t>
+      </w:r>
+      <w:r>
+        <w:rPr>
+          <w:rFonts w:ascii="Arial" w:eastAsia="Arial" w:hAnsi="Arial" w:cs="Arial"/>
+          <w:b/>
+          <w:color w:val="000000"/>
+          <w:sz w:val="18"/>
+          <w:highlight w:val="lightGray"/>
+        </w:rPr>
+        <w:t>on</w:t>
+      </w:r>
+      <w:r>
+        <w:rPr>
+          <w:rFonts w:ascii="Arial" w:eastAsia="Arial" w:hAnsi="Arial"/>
+          <w:sz w:val="18"/>
+          <w:highlight w:val="lightGray"/>
+        </w:rPr>
+        <w:t xml:space="preserve"> [8/14/2025]</w:t>
       </w:r>
     </w:p>
     <w:p>
@@ -1091,7 +1230,7 @@
           <w:noProof/>
         </w:rPr>
         <w:drawing>
-          <wp:inline distT="114300" distB="114300" distL="114300" distR="114300" wp14:anchorId="5A4EEBB1" wp14:editId="20B4C68F">
+          <wp:inline distT="114300" distB="114300" distL="114300" distR="114300" wp14:anchorId="7DBB7F0D" wp14:editId="1D061ED8">
             <wp:extent cx="5943600" cy="1574800"/>
             <wp:effectExtent l="0" t="0" r="0" b="0"/>
             <wp:docPr id="1" name="image1.png"/>
@@ -1634,18 +1773,19 @@
     </w:tbl>
     <w:p>
       <w:r>
-        <w:pict w14:anchorId="1621B94E">
+        <w:pict w14:anchorId="46753825">
           <v:rect id="_x0000_i1029" style="width:0;height:1.5pt" o:hralign="center" o:hrstd="t" o:hr="t" fillcolor="#a0a0a0" stroked="f"/>
         </w:pict>
       </w:r>
     </w:p>
+    <w:p/>
     <w:p/>
     <w:p/>
     <w:sectPr>
       <w:pgSz w:w="12240" w:h="15840"/>
       <w:pgMar w:top="1440" w:right="1440" w:bottom="1440" w:left="1440" w:header="720" w:footer="720" w:gutter="0"/>
-      <w:pgNumType w:start="1"/>
       <w:cols w:space="720"/>
+      <w:docGrid w:linePitch="360"/>
     </w:sectPr>
   </w:body>
 </w:document>
@@ -2520,18 +2660,6 @@
   <w:style w:type="paragraph" w:default="1" w:styleId="Normal">
     <w:name w:val="Normal"/>
     <w:qFormat/>
-    <w:rsid w:val="00073336"/>
-    <w:pPr>
-      <w:spacing w:after="0" w:line="276" w:lineRule="auto"/>
-    </w:pPr>
-    <w:rPr>
-      <w:rFonts w:ascii="Arial" w:eastAsia="Arial" w:hAnsi="Arial" w:cs="Arial"/>
-      <w:kern w:val="0"/>
-      <w:sz w:val="22"/>
-      <w:szCs w:val="22"/>
-      <w:lang w:val="en"/>
-      <w14:ligatures w14:val="none"/>
-    </w:rPr>
   </w:style>
   <w:style w:type="paragraph" w:styleId="Heading1">
     <w:name w:val="heading 1"/>
@@ -2540,7 +2668,7 @@
     <w:link w:val="Heading1Char"/>
     <w:uiPriority w:val="9"/>
     <w:qFormat/>
-    <w:rsid w:val="00D06A2C"/>
+    <w:rsid w:val="00B721B4"/>
     <w:pPr>
       <w:keepNext/>
       <w:keepLines/>
@@ -2562,7 +2690,7 @@
     <w:uiPriority w:val="9"/>
     <w:unhideWhenUsed/>
     <w:qFormat/>
-    <w:rsid w:val="00D06A2C"/>
+    <w:rsid w:val="00B721B4"/>
     <w:pPr>
       <w:keepNext/>
       <w:keepLines/>
@@ -2585,7 +2713,7 @@
     <w:semiHidden/>
     <w:unhideWhenUsed/>
     <w:qFormat/>
-    <w:rsid w:val="00D06A2C"/>
+    <w:rsid w:val="00B721B4"/>
     <w:pPr>
       <w:keepNext/>
       <w:keepLines/>
@@ -2608,7 +2736,7 @@
     <w:semiHidden/>
     <w:unhideWhenUsed/>
     <w:qFormat/>
-    <w:rsid w:val="00D06A2C"/>
+    <w:rsid w:val="00B721B4"/>
     <w:pPr>
       <w:keepNext/>
       <w:keepLines/>
@@ -2631,7 +2759,7 @@
     <w:semiHidden/>
     <w:unhideWhenUsed/>
     <w:qFormat/>
-    <w:rsid w:val="00D06A2C"/>
+    <w:rsid w:val="00B721B4"/>
     <w:pPr>
       <w:keepNext/>
       <w:keepLines/>
@@ -2652,11 +2780,11 @@
     <w:semiHidden/>
     <w:unhideWhenUsed/>
     <w:qFormat/>
-    <w:rsid w:val="00D06A2C"/>
+    <w:rsid w:val="00B721B4"/>
     <w:pPr>
       <w:keepNext/>
       <w:keepLines/>
-      <w:spacing w:before="40"/>
+      <w:spacing w:before="40" w:after="0"/>
       <w:outlineLvl w:val="5"/>
     </w:pPr>
     <w:rPr>
@@ -2675,11 +2803,11 @@
     <w:semiHidden/>
     <w:unhideWhenUsed/>
     <w:qFormat/>
-    <w:rsid w:val="00D06A2C"/>
+    <w:rsid w:val="00B721B4"/>
     <w:pPr>
       <w:keepNext/>
       <w:keepLines/>
-      <w:spacing w:before="40"/>
+      <w:spacing w:before="40" w:after="0"/>
       <w:outlineLvl w:val="6"/>
     </w:pPr>
     <w:rPr>
@@ -2696,10 +2824,11 @@
     <w:semiHidden/>
     <w:unhideWhenUsed/>
     <w:qFormat/>
-    <w:rsid w:val="00D06A2C"/>
+    <w:rsid w:val="00B721B4"/>
     <w:pPr>
       <w:keepNext/>
       <w:keepLines/>
+      <w:spacing w:after="0"/>
       <w:outlineLvl w:val="7"/>
     </w:pPr>
     <w:rPr>
@@ -2718,10 +2847,11 @@
     <w:semiHidden/>
     <w:unhideWhenUsed/>
     <w:qFormat/>
-    <w:rsid w:val="00D06A2C"/>
+    <w:rsid w:val="00B721B4"/>
     <w:pPr>
       <w:keepNext/>
       <w:keepLines/>
+      <w:spacing w:after="0"/>
       <w:outlineLvl w:val="8"/>
     </w:pPr>
     <w:rPr>
@@ -2761,7 +2891,7 @@
     <w:basedOn w:val="DefaultParagraphFont"/>
     <w:link w:val="Heading1"/>
     <w:uiPriority w:val="9"/>
-    <w:rsid w:val="00D06A2C"/>
+    <w:rsid w:val="00B721B4"/>
     <w:rPr>
       <w:rFonts w:asciiTheme="majorHAnsi" w:eastAsiaTheme="majorEastAsia" w:hAnsiTheme="majorHAnsi" w:cstheme="majorBidi"/>
       <w:color w:val="2F5496" w:themeColor="accent1" w:themeShade="BF"/>
@@ -2774,7 +2904,7 @@
     <w:basedOn w:val="DefaultParagraphFont"/>
     <w:link w:val="Heading2"/>
     <w:uiPriority w:val="9"/>
-    <w:rsid w:val="00D06A2C"/>
+    <w:rsid w:val="00B721B4"/>
     <w:rPr>
       <w:rFonts w:asciiTheme="majorHAnsi" w:eastAsiaTheme="majorEastAsia" w:hAnsiTheme="majorHAnsi" w:cstheme="majorBidi"/>
       <w:color w:val="2F5496" w:themeColor="accent1" w:themeShade="BF"/>
@@ -2788,7 +2918,7 @@
     <w:link w:val="Heading3"/>
     <w:uiPriority w:val="9"/>
     <w:semiHidden/>
-    <w:rsid w:val="00D06A2C"/>
+    <w:rsid w:val="00B721B4"/>
     <w:rPr>
       <w:rFonts w:eastAsiaTheme="majorEastAsia" w:cstheme="majorBidi"/>
       <w:color w:val="2F5496" w:themeColor="accent1" w:themeShade="BF"/>
@@ -2802,7 +2932,7 @@
     <w:link w:val="Heading4"/>
     <w:uiPriority w:val="9"/>
     <w:semiHidden/>
-    <w:rsid w:val="00D06A2C"/>
+    <w:rsid w:val="00B721B4"/>
     <w:rPr>
       <w:rFonts w:eastAsiaTheme="majorEastAsia" w:cstheme="majorBidi"/>
       <w:i/>
@@ -2816,7 +2946,7 @@
     <w:link w:val="Heading5"/>
     <w:uiPriority w:val="9"/>
     <w:semiHidden/>
-    <w:rsid w:val="00D06A2C"/>
+    <w:rsid w:val="00B721B4"/>
     <w:rPr>
       <w:rFonts w:eastAsiaTheme="majorEastAsia" w:cstheme="majorBidi"/>
       <w:color w:val="2F5496" w:themeColor="accent1" w:themeShade="BF"/>
@@ -2828,7 +2958,7 @@
     <w:link w:val="Heading6"/>
     <w:uiPriority w:val="9"/>
     <w:semiHidden/>
-    <w:rsid w:val="00D06A2C"/>
+    <w:rsid w:val="00B721B4"/>
     <w:rPr>
       <w:rFonts w:eastAsiaTheme="majorEastAsia" w:cstheme="majorBidi"/>
       <w:i/>
@@ -2842,7 +2972,7 @@
     <w:link w:val="Heading7"/>
     <w:uiPriority w:val="9"/>
     <w:semiHidden/>
-    <w:rsid w:val="00D06A2C"/>
+    <w:rsid w:val="00B721B4"/>
     <w:rPr>
       <w:rFonts w:eastAsiaTheme="majorEastAsia" w:cstheme="majorBidi"/>
       <w:color w:val="595959" w:themeColor="text1" w:themeTint="A6"/>
@@ -2854,7 +2984,7 @@
     <w:link w:val="Heading8"/>
     <w:uiPriority w:val="9"/>
     <w:semiHidden/>
-    <w:rsid w:val="00D06A2C"/>
+    <w:rsid w:val="00B721B4"/>
     <w:rPr>
       <w:rFonts w:eastAsiaTheme="majorEastAsia" w:cstheme="majorBidi"/>
       <w:i/>
@@ -2868,7 +2998,7 @@
     <w:link w:val="Heading9"/>
     <w:uiPriority w:val="9"/>
     <w:semiHidden/>
-    <w:rsid w:val="00D06A2C"/>
+    <w:rsid w:val="00B721B4"/>
     <w:rPr>
       <w:rFonts w:eastAsiaTheme="majorEastAsia" w:cstheme="majorBidi"/>
       <w:color w:val="272727" w:themeColor="text1" w:themeTint="D8"/>
@@ -2881,7 +3011,7 @@
     <w:link w:val="TitleChar"/>
     <w:uiPriority w:val="10"/>
     <w:qFormat/>
-    <w:rsid w:val="00D06A2C"/>
+    <w:rsid w:val="00B721B4"/>
     <w:pPr>
       <w:spacing w:after="80" w:line="240" w:lineRule="auto"/>
       <w:contextualSpacing/>
@@ -2899,7 +3029,7 @@
     <w:basedOn w:val="DefaultParagraphFont"/>
     <w:link w:val="Title"/>
     <w:uiPriority w:val="10"/>
-    <w:rsid w:val="00D06A2C"/>
+    <w:rsid w:val="00B721B4"/>
     <w:rPr>
       <w:rFonts w:asciiTheme="majorHAnsi" w:eastAsiaTheme="majorEastAsia" w:hAnsiTheme="majorHAnsi" w:cstheme="majorBidi"/>
       <w:spacing w:val="-10"/>
@@ -2915,7 +3045,7 @@
     <w:link w:val="SubtitleChar"/>
     <w:uiPriority w:val="11"/>
     <w:qFormat/>
-    <w:rsid w:val="00D06A2C"/>
+    <w:rsid w:val="00B721B4"/>
     <w:pPr>
       <w:numPr>
         <w:ilvl w:val="1"/>
@@ -2934,7 +3064,7 @@
     <w:basedOn w:val="DefaultParagraphFont"/>
     <w:link w:val="Subtitle"/>
     <w:uiPriority w:val="11"/>
-    <w:rsid w:val="00D06A2C"/>
+    <w:rsid w:val="00B721B4"/>
     <w:rPr>
       <w:rFonts w:eastAsiaTheme="majorEastAsia" w:cstheme="majorBidi"/>
       <w:color w:val="595959" w:themeColor="text1" w:themeTint="A6"/>
@@ -2950,7 +3080,7 @@
     <w:link w:val="QuoteChar"/>
     <w:uiPriority w:val="29"/>
     <w:qFormat/>
-    <w:rsid w:val="00D06A2C"/>
+    <w:rsid w:val="00B721B4"/>
     <w:pPr>
       <w:spacing w:before="160"/>
       <w:jc w:val="center"/>
@@ -2966,7 +3096,7 @@
     <w:basedOn w:val="DefaultParagraphFont"/>
     <w:link w:val="Quote"/>
     <w:uiPriority w:val="29"/>
-    <w:rsid w:val="00D06A2C"/>
+    <w:rsid w:val="00B721B4"/>
     <w:rPr>
       <w:i/>
       <w:iCs/>
@@ -2978,7 +3108,7 @@
     <w:basedOn w:val="Normal"/>
     <w:uiPriority w:val="34"/>
     <w:qFormat/>
-    <w:rsid w:val="00D06A2C"/>
+    <w:rsid w:val="00B721B4"/>
     <w:pPr>
       <w:ind w:left="720"/>
       <w:contextualSpacing/>
@@ -2989,7 +3119,7 @@
     <w:basedOn w:val="DefaultParagraphFont"/>
     <w:uiPriority w:val="21"/>
     <w:qFormat/>
-    <w:rsid w:val="00D06A2C"/>
+    <w:rsid w:val="00B721B4"/>
     <w:rPr>
       <w:i/>
       <w:iCs/>
@@ -3003,7 +3133,7 @@
     <w:link w:val="IntenseQuoteChar"/>
     <w:uiPriority w:val="30"/>
     <w:qFormat/>
-    <w:rsid w:val="00D06A2C"/>
+    <w:rsid w:val="00B721B4"/>
     <w:pPr>
       <w:pBdr>
         <w:top w:val="single" w:sz="4" w:space="10" w:color="2F5496" w:themeColor="accent1" w:themeShade="BF"/>
@@ -3024,7 +3154,7 @@
     <w:basedOn w:val="DefaultParagraphFont"/>
     <w:link w:val="IntenseQuote"/>
     <w:uiPriority w:val="30"/>
-    <w:rsid w:val="00D06A2C"/>
+    <w:rsid w:val="00B721B4"/>
     <w:rPr>
       <w:i/>
       <w:iCs/>
@@ -3036,7 +3166,7 @@
     <w:basedOn w:val="DefaultParagraphFont"/>
     <w:uiPriority w:val="32"/>
     <w:qFormat/>
-    <w:rsid w:val="00D06A2C"/>
+    <w:rsid w:val="00B721B4"/>
     <w:rPr>
       <w:b/>
       <w:bCs/>
